--- a/7_Allegati/Documentazione_Sprint_3.docx
+++ b/7_Allegati/Documentazione_Sprint_3.docx
@@ -898,7 +898,6 @@
       </w:pPr>
       <w:bookmarkStart w:id="6" w:name="_bookmark6"/>
       <w:bookmarkEnd w:id="6"/>
-      <w:proofErr w:type="spellStart"/>
       <w:r>
         <w:rPr>
           <w:color w:val="2E5395"/>
@@ -906,7 +905,6 @@
         </w:rPr>
         <w:t>Pathfinding</w:t>
       </w:r>
-      <w:proofErr w:type="spellEnd"/>
     </w:p>
     <w:p>
       <w:pPr>
@@ -1679,56 +1677,14 @@
               <w:spacing w:before="137" w:line="240" w:lineRule="auto"/>
               <w:rPr>
                 <w:sz w:val="18"/>
-                <w:lang w:val="fr-CH"/>
-              </w:rPr>
-            </w:pPr>
-            <w:r>
-              <w:rPr>
-                <w:sz w:val="18"/>
-              </w:rPr>
-              <w:t>Avere un personaggio, a</w:t>
-            </w:r>
-            <w:r>
-              <w:rPr>
-                <w:sz w:val="18"/>
-              </w:rPr>
-              <w:t xml:space="preserve">vere </w:t>
-            </w:r>
-            <w:r>
-              <w:rPr>
-                <w:sz w:val="18"/>
-              </w:rPr>
-              <w:t>lo</w:t>
-            </w:r>
-            <w:r>
-              <w:rPr>
-                <w:sz w:val="18"/>
-              </w:rPr>
-              <w:t xml:space="preserve"> script </w:t>
-            </w:r>
-            <w:r>
-              <w:rPr>
-                <w:sz w:val="18"/>
-              </w:rPr>
-              <w:t xml:space="preserve">del giocatore </w:t>
-            </w:r>
-            <w:r>
-              <w:rPr>
-                <w:sz w:val="18"/>
-              </w:rPr>
-              <w:t>implementat</w:t>
-            </w:r>
-            <w:r>
-              <w:rPr>
-                <w:sz w:val="18"/>
-              </w:rPr>
-              <w:t>o</w:t>
-            </w:r>
-            <w:r>
-              <w:rPr>
-                <w:sz w:val="18"/>
-              </w:rPr>
-              <w:t>.</w:t>
+                <w:lang w:val="it-CH"/>
+              </w:rPr>
+            </w:pPr>
+            <w:r>
+              <w:rPr>
+                <w:sz w:val="18"/>
+              </w:rPr>
+              <w:t>Avere un personaggio, avere lo script del giocatore implementato.</w:t>
             </w:r>
           </w:p>
         </w:tc>
@@ -2006,14 +1962,7 @@
                 <w:spacing w:val="-5"/>
                 <w:sz w:val="18"/>
               </w:rPr>
-              <w:t>00</w:t>
-            </w:r>
-            <w:r>
-              <w:rPr>
-                <w:spacing w:val="-5"/>
-                <w:sz w:val="18"/>
-              </w:rPr>
-              <w:t>3</w:t>
+              <w:t>003</w:t>
             </w:r>
           </w:p>
           <w:p>
@@ -2166,20 +2115,14 @@
               <w:spacing w:before="137" w:line="240" w:lineRule="auto"/>
               <w:rPr>
                 <w:sz w:val="18"/>
-                <w:lang w:val="fr-CH"/>
-              </w:rPr>
-            </w:pPr>
-            <w:r>
-              <w:rPr>
-                <w:sz w:val="18"/>
-              </w:rPr>
-              <w:t xml:space="preserve">Avere un personaggio, </w:t>
-            </w:r>
-            <w:r>
-              <w:rPr>
-                <w:sz w:val="18"/>
-              </w:rPr>
-              <w:t>con una pistola, con gli script implementati</w:t>
+                <w:lang w:val="it-CH"/>
+              </w:rPr>
+            </w:pPr>
+            <w:r>
+              <w:rPr>
+                <w:sz w:val="18"/>
+              </w:rPr>
+              <w:t>Avere un personaggio, con una pistola, con gli script implementati</w:t>
             </w:r>
           </w:p>
         </w:tc>
@@ -2345,13 +2288,7 @@
               <w:rPr>
                 <w:sz w:val="18"/>
               </w:rPr>
-              <w:t>I</w:t>
-            </w:r>
-            <w:r>
-              <w:rPr>
-                <w:sz w:val="18"/>
-              </w:rPr>
-              <w:t>l giocatore e la pistola seguono il mouse.</w:t>
+              <w:t>Il giocatore e la pistola seguono il mouse.</w:t>
             </w:r>
           </w:p>
         </w:tc>
@@ -2449,14 +2386,7 @@
                 <w:spacing w:val="-5"/>
                 <w:sz w:val="18"/>
               </w:rPr>
-              <w:t>00</w:t>
-            </w:r>
-            <w:r>
-              <w:rPr>
-                <w:spacing w:val="-5"/>
-                <w:sz w:val="18"/>
-              </w:rPr>
-              <w:t>4</w:t>
+              <w:t>004</w:t>
             </w:r>
           </w:p>
           <w:p>
@@ -2609,26 +2539,14 @@
               <w:spacing w:before="137" w:line="240" w:lineRule="auto"/>
               <w:rPr>
                 <w:sz w:val="18"/>
-                <w:lang w:val="fr-CH"/>
-              </w:rPr>
-            </w:pPr>
-            <w:r>
-              <w:rPr>
-                <w:sz w:val="18"/>
-              </w:rPr>
-              <w:t xml:space="preserve">Avere un personaggio, con </w:t>
-            </w:r>
-            <w:r>
-              <w:rPr>
-                <w:sz w:val="18"/>
-              </w:rPr>
-              <w:t>almeno un nemico,</w:t>
-            </w:r>
-            <w:r>
-              <w:rPr>
-                <w:sz w:val="18"/>
-              </w:rPr>
-              <w:t xml:space="preserve"> con gli script implementati</w:t>
+                <w:lang w:val="it-CH"/>
+              </w:rPr>
+            </w:pPr>
+            <w:r>
+              <w:rPr>
+                <w:sz w:val="18"/>
+              </w:rPr>
+              <w:t>Avere un personaggio, con almeno un nemico, con gli script implementati</w:t>
             </w:r>
           </w:p>
         </w:tc>
@@ -2794,29 +2712,7 @@
               <w:rPr>
                 <w:sz w:val="18"/>
               </w:rPr>
-              <w:t xml:space="preserve">Le vite del giocatore diminuiscono fino al punto che non ne ha più e appare la schermata di </w:t>
-            </w:r>
-            <w:proofErr w:type="spellStart"/>
-            <w:proofErr w:type="gramStart"/>
-            <w:r>
-              <w:rPr>
-                <w:sz w:val="18"/>
-              </w:rPr>
-              <w:t>restart</w:t>
-            </w:r>
-            <w:proofErr w:type="spellEnd"/>
-            <w:r>
-              <w:rPr>
-                <w:sz w:val="18"/>
-              </w:rPr>
-              <w:t>.(</w:t>
-            </w:r>
-            <w:proofErr w:type="gramEnd"/>
-            <w:r>
-              <w:rPr>
-                <w:sz w:val="18"/>
-              </w:rPr>
-              <w:t>muore)</w:t>
+              <w:t>Le vite del giocatore diminuiscono fino al punto che non ne ha più e appare la schermata di restart.(muore)</w:t>
             </w:r>
           </w:p>
         </w:tc>
@@ -2914,14 +2810,7 @@
                 <w:spacing w:val="-5"/>
                 <w:sz w:val="18"/>
               </w:rPr>
-              <w:t>00</w:t>
-            </w:r>
-            <w:r>
-              <w:rPr>
-                <w:spacing w:val="-5"/>
-                <w:sz w:val="18"/>
-              </w:rPr>
-              <w:t>5</w:t>
+              <w:t>005</w:t>
             </w:r>
           </w:p>
           <w:p>
@@ -2973,14 +2862,12 @@
                 <w:sz w:val="18"/>
               </w:rPr>
             </w:pPr>
-            <w:proofErr w:type="spellStart"/>
             <w:r>
               <w:rPr>
                 <w:sz w:val="18"/>
               </w:rPr>
               <w:t>Pathfinding</w:t>
             </w:r>
-            <w:proofErr w:type="spellEnd"/>
           </w:p>
         </w:tc>
       </w:tr>
@@ -3031,27 +2918,7 @@
               <w:rPr>
                 <w:sz w:val="18"/>
               </w:rPr>
-              <w:t xml:space="preserve">Il personaggio </w:t>
-            </w:r>
-            <w:r>
-              <w:rPr>
-                <w:sz w:val="18"/>
-              </w:rPr>
-              <w:t xml:space="preserve">rimane sempre visibile nella schermata, viene seguito dalla camera </w:t>
-            </w:r>
-            <w:proofErr w:type="spellStart"/>
-            <w:r>
-              <w:rPr>
-                <w:sz w:val="18"/>
-              </w:rPr>
-              <w:t>principlale</w:t>
-            </w:r>
-            <w:proofErr w:type="spellEnd"/>
-            <w:r>
-              <w:rPr>
-                <w:sz w:val="18"/>
-              </w:rPr>
-              <w:t>.</w:t>
+              <w:t>Il personaggio rimane sempre visibile nella schermata, viene seguito dalla camera principlale.</w:t>
             </w:r>
           </w:p>
         </w:tc>
@@ -3096,20 +2963,14 @@
               <w:spacing w:before="137" w:line="240" w:lineRule="auto"/>
               <w:rPr>
                 <w:sz w:val="18"/>
-                <w:lang w:val="fr-CH"/>
-              </w:rPr>
-            </w:pPr>
-            <w:r>
-              <w:rPr>
-                <w:sz w:val="18"/>
-              </w:rPr>
-              <w:t>Avere un personaggio</w:t>
-            </w:r>
-            <w:r>
-              <w:rPr>
-                <w:sz w:val="18"/>
-              </w:rPr>
-              <w:t xml:space="preserve"> con gli script di movimento.</w:t>
+                <w:lang w:val="it-CH"/>
+              </w:rPr>
+            </w:pPr>
+            <w:r>
+              <w:rPr>
+                <w:sz w:val="18"/>
+              </w:rPr>
+              <w:t>Avere un personaggio con gli script di movimento.</w:t>
             </w:r>
           </w:p>
         </w:tc>
@@ -3275,16 +3136,8 @@
               <w:rPr>
                 <w:sz w:val="18"/>
               </w:rPr>
-              <w:t xml:space="preserve">Il personaggio rimane visibile tramite il </w:t>
-            </w:r>
-            <w:proofErr w:type="spellStart"/>
-            <w:r>
-              <w:rPr>
-                <w:sz w:val="18"/>
-              </w:rPr>
-              <w:t>pathfinding</w:t>
-            </w:r>
-            <w:proofErr w:type="spellEnd"/>
+              <w:t>Il personaggio rimane visibile tramite il pathfinding</w:t>
+            </w:r>
           </w:p>
         </w:tc>
       </w:tr>
@@ -3550,6 +3403,32 @@
                 <w:sz w:val="20"/>
               </w:rPr>
             </w:pPr>
+            <w:hyperlink r:id="rId10" w:history="1">
+              <w:r>
+                <w:rPr>
+                  <w:rStyle w:val="Collegamentoipertestuale"/>
+                  <w:rFonts w:ascii="Calibri Light"/>
+                  <w:sz w:val="20"/>
+                </w:rPr>
+                <w:t>Dash_preview.</w:t>
+              </w:r>
+              <w:r>
+                <w:rPr>
+                  <w:rStyle w:val="Collegamentoipertestuale"/>
+                  <w:rFonts w:ascii="Calibri Light"/>
+                  <w:sz w:val="20"/>
+                </w:rPr>
+                <w:t>m</w:t>
+              </w:r>
+              <w:r>
+                <w:rPr>
+                  <w:rStyle w:val="Collegamentoipertestuale"/>
+                  <w:rFonts w:ascii="Calibri Light"/>
+                  <w:sz w:val="20"/>
+                </w:rPr>
+                <w:t>p4</w:t>
+              </w:r>
+            </w:hyperlink>
           </w:p>
         </w:tc>
         <w:tc>
@@ -3641,6 +3520,15 @@
                 <w:sz w:val="18"/>
               </w:rPr>
             </w:pPr>
+            <w:hyperlink r:id="rId11" w:history="1">
+              <w:r>
+                <w:rPr>
+                  <w:rStyle w:val="Collegamentoipertestuale"/>
+                  <w:sz w:val="18"/>
+                </w:rPr>
+                <w:t>Bullet_preview.mp4</w:t>
+              </w:r>
+            </w:hyperlink>
           </w:p>
         </w:tc>
         <w:tc>
@@ -6551,6 +6439,41 @@
       <w:lang w:val="it-IT"/>
     </w:rPr>
   </w:style>
+  <w:style w:type="character" w:styleId="Collegamentoipertestuale">
+    <w:name w:val="Hyperlink"/>
+    <w:basedOn w:val="Carpredefinitoparagrafo"/>
+    <w:uiPriority w:val="99"/>
+    <w:unhideWhenUsed/>
+    <w:rsid w:val="00CB2743"/>
+    <w:rPr>
+      <w:color w:val="0000FF" w:themeColor="hyperlink"/>
+      <w:u w:val="single"/>
+    </w:rPr>
+  </w:style>
+  <w:style w:type="character" w:styleId="Menzionenonrisolta">
+    <w:name w:val="Unresolved Mention"/>
+    <w:basedOn w:val="Carpredefinitoparagrafo"/>
+    <w:uiPriority w:val="99"/>
+    <w:semiHidden/>
+    <w:unhideWhenUsed/>
+    <w:rsid w:val="00CB2743"/>
+    <w:rPr>
+      <w:color w:val="605E5C"/>
+      <w:shd w:val="clear" w:color="auto" w:fill="E1DFDD"/>
+    </w:rPr>
+  </w:style>
+  <w:style w:type="character" w:styleId="Collegamentovisitato">
+    <w:name w:val="FollowedHyperlink"/>
+    <w:basedOn w:val="Carpredefinitoparagrafo"/>
+    <w:uiPriority w:val="99"/>
+    <w:semiHidden/>
+    <w:unhideWhenUsed/>
+    <w:rsid w:val="00CB2743"/>
+    <w:rPr>
+      <w:color w:val="800080" w:themeColor="followedHyperlink"/>
+      <w:u w:val="single"/>
+    </w:rPr>
+  </w:style>
 </w:styles>
 </file>
 

--- a/7_Allegati/Documentazione_Sprint_3.docx
+++ b/7_Allegati/Documentazione_Sprint_3.docx
@@ -898,6 +898,7 @@
       </w:pPr>
       <w:bookmarkStart w:id="6" w:name="_bookmark6"/>
       <w:bookmarkEnd w:id="6"/>
+      <w:proofErr w:type="spellStart"/>
       <w:r>
         <w:rPr>
           <w:color w:val="2E5395"/>
@@ -905,6 +906,7 @@
         </w:rPr>
         <w:t>Pathfinding</w:t>
       </w:r>
+      <w:proofErr w:type="spellEnd"/>
     </w:p>
     <w:p>
       <w:pPr>
@@ -2712,7 +2714,29 @@
               <w:rPr>
                 <w:sz w:val="18"/>
               </w:rPr>
-              <w:t>Le vite del giocatore diminuiscono fino al punto che non ne ha più e appare la schermata di restart.(muore)</w:t>
+              <w:t xml:space="preserve">Le vite del giocatore diminuiscono fino al punto che non ne ha più e appare la schermata di </w:t>
+            </w:r>
+            <w:proofErr w:type="spellStart"/>
+            <w:proofErr w:type="gramStart"/>
+            <w:r>
+              <w:rPr>
+                <w:sz w:val="18"/>
+              </w:rPr>
+              <w:t>restart</w:t>
+            </w:r>
+            <w:proofErr w:type="spellEnd"/>
+            <w:r>
+              <w:rPr>
+                <w:sz w:val="18"/>
+              </w:rPr>
+              <w:t>.(</w:t>
+            </w:r>
+            <w:proofErr w:type="gramEnd"/>
+            <w:r>
+              <w:rPr>
+                <w:sz w:val="18"/>
+              </w:rPr>
+              <w:t>muore)</w:t>
             </w:r>
           </w:p>
         </w:tc>
@@ -2862,12 +2886,14 @@
                 <w:sz w:val="18"/>
               </w:rPr>
             </w:pPr>
+            <w:proofErr w:type="spellStart"/>
             <w:r>
               <w:rPr>
                 <w:sz w:val="18"/>
               </w:rPr>
               <w:t>Pathfinding</w:t>
             </w:r>
+            <w:proofErr w:type="spellEnd"/>
           </w:p>
         </w:tc>
       </w:tr>
@@ -2918,7 +2944,21 @@
               <w:rPr>
                 <w:sz w:val="18"/>
               </w:rPr>
-              <w:t>Il personaggio rimane sempre visibile nella schermata, viene seguito dalla camera principlale.</w:t>
+              <w:t xml:space="preserve">Il personaggio rimane sempre visibile nella schermata, viene seguito dalla camera </w:t>
+            </w:r>
+            <w:proofErr w:type="spellStart"/>
+            <w:r>
+              <w:rPr>
+                <w:sz w:val="18"/>
+              </w:rPr>
+              <w:t>principlale</w:t>
+            </w:r>
+            <w:proofErr w:type="spellEnd"/>
+            <w:r>
+              <w:rPr>
+                <w:sz w:val="18"/>
+              </w:rPr>
+              <w:t>.</w:t>
             </w:r>
           </w:p>
         </w:tc>
@@ -3136,8 +3176,16 @@
               <w:rPr>
                 <w:sz w:val="18"/>
               </w:rPr>
-              <w:t>Il personaggio rimane visibile tramite il pathfinding</w:t>
-            </w:r>
+              <w:t xml:space="preserve">Il personaggio rimane visibile tramite il </w:t>
+            </w:r>
+            <w:proofErr w:type="spellStart"/>
+            <w:r>
+              <w:rPr>
+                <w:sz w:val="18"/>
+              </w:rPr>
+              <w:t>pathfinding</w:t>
+            </w:r>
+            <w:proofErr w:type="spellEnd"/>
           </w:p>
         </w:tc>
       </w:tr>
@@ -3410,217 +3458,211 @@
                   <w:rFonts w:ascii="Calibri Light"/>
                   <w:sz w:val="20"/>
                 </w:rPr>
-                <w:t>Dash_preview.</w:t>
+                <w:t>Bullet_preview.mp4</w:t>
               </w:r>
+            </w:hyperlink>
+          </w:p>
+        </w:tc>
+        <w:tc>
+          <w:tcPr>
+            <w:tcW w:w="1195" w:type="dxa"/>
+          </w:tcPr>
+          <w:p>
+            <w:pPr>
+              <w:pStyle w:val="TableParagraph"/>
+              <w:ind w:left="108"/>
+              <w:rPr>
+                <w:sz w:val="18"/>
+              </w:rPr>
+            </w:pPr>
+            <w:r>
+              <w:rPr>
+                <w:spacing w:val="-2"/>
+                <w:sz w:val="18"/>
+              </w:rPr>
+              <w:t>17.04.2026</w:t>
+            </w:r>
+          </w:p>
+        </w:tc>
+        <w:tc>
+          <w:tcPr>
+            <w:tcW w:w="845" w:type="dxa"/>
+            <w:shd w:val="clear" w:color="auto" w:fill="C5DFB3"/>
+          </w:tcPr>
+          <w:p>
+            <w:pPr>
+              <w:pStyle w:val="TableParagraph"/>
+              <w:ind w:left="108"/>
+              <w:rPr>
+                <w:sz w:val="18"/>
+              </w:rPr>
+            </w:pPr>
+            <w:r>
+              <w:rPr>
+                <w:spacing w:val="-2"/>
+                <w:sz w:val="18"/>
+              </w:rPr>
+              <w:t>Passato</w:t>
+            </w:r>
+          </w:p>
+        </w:tc>
+      </w:tr>
+      <w:tr>
+        <w:trPr>
+          <w:trHeight w:val="228"/>
+        </w:trPr>
+        <w:tc>
+          <w:tcPr>
+            <w:tcW w:w="1272" w:type="dxa"/>
+          </w:tcPr>
+          <w:p>
+            <w:pPr>
+              <w:pStyle w:val="TableParagraph"/>
+              <w:ind w:left="0" w:right="12"/>
+              <w:jc w:val="center"/>
+              <w:rPr>
+                <w:sz w:val="18"/>
+              </w:rPr>
+            </w:pPr>
+            <w:r>
+              <w:rPr>
+                <w:spacing w:val="-2"/>
+                <w:sz w:val="18"/>
+              </w:rPr>
+              <w:t>TC-</w:t>
+            </w:r>
+            <w:r>
+              <w:rPr>
+                <w:spacing w:val="-5"/>
+                <w:sz w:val="18"/>
+              </w:rPr>
+              <w:t>002</w:t>
+            </w:r>
+          </w:p>
+        </w:tc>
+        <w:tc>
+          <w:tcPr>
+            <w:tcW w:w="6212" w:type="dxa"/>
+          </w:tcPr>
+          <w:p>
+            <w:pPr>
+              <w:pStyle w:val="TableParagraph"/>
+              <w:ind w:left="0"/>
+              <w:rPr>
+                <w:sz w:val="18"/>
+              </w:rPr>
+            </w:pPr>
+            <w:hyperlink r:id="rId11" w:history="1">
+              <w:r>
+                <w:rPr>
+                  <w:rStyle w:val="Collegamentoipertestuale"/>
+                  <w:sz w:val="18"/>
+                </w:rPr>
+                <w:t>Dash_preview.mp4</w:t>
+              </w:r>
+            </w:hyperlink>
+          </w:p>
+        </w:tc>
+        <w:tc>
+          <w:tcPr>
+            <w:tcW w:w="1195" w:type="dxa"/>
+          </w:tcPr>
+          <w:p>
+            <w:pPr>
+              <w:pStyle w:val="TableParagraph"/>
+              <w:ind w:left="108"/>
+              <w:rPr>
+                <w:sz w:val="18"/>
+              </w:rPr>
+            </w:pPr>
+            <w:r>
+              <w:rPr>
+                <w:spacing w:val="-2"/>
+                <w:sz w:val="18"/>
+              </w:rPr>
+              <w:t>17.04.2026</w:t>
+            </w:r>
+          </w:p>
+        </w:tc>
+        <w:tc>
+          <w:tcPr>
+            <w:tcW w:w="845" w:type="dxa"/>
+            <w:shd w:val="clear" w:color="auto" w:fill="C5DFB3"/>
+          </w:tcPr>
+          <w:p>
+            <w:pPr>
+              <w:pStyle w:val="TableParagraph"/>
+              <w:ind w:left="108"/>
+              <w:rPr>
+                <w:sz w:val="18"/>
+              </w:rPr>
+            </w:pPr>
+            <w:r>
+              <w:rPr>
+                <w:spacing w:val="-2"/>
+                <w:sz w:val="18"/>
+              </w:rPr>
+              <w:t>Passato</w:t>
+            </w:r>
+          </w:p>
+        </w:tc>
+      </w:tr>
+      <w:tr>
+        <w:trPr>
+          <w:trHeight w:val="198"/>
+        </w:trPr>
+        <w:tc>
+          <w:tcPr>
+            <w:tcW w:w="1272" w:type="dxa"/>
+          </w:tcPr>
+          <w:p>
+            <w:pPr>
+              <w:pStyle w:val="TableParagraph"/>
+              <w:ind w:left="0" w:right="12"/>
+              <w:jc w:val="center"/>
+              <w:rPr>
+                <w:sz w:val="18"/>
+              </w:rPr>
+            </w:pPr>
+            <w:r>
+              <w:rPr>
+                <w:spacing w:val="-2"/>
+                <w:sz w:val="18"/>
+              </w:rPr>
+              <w:t>TC-</w:t>
+            </w:r>
+            <w:r>
+              <w:rPr>
+                <w:spacing w:val="-5"/>
+                <w:sz w:val="18"/>
+              </w:rPr>
+              <w:t>003</w:t>
+            </w:r>
+          </w:p>
+        </w:tc>
+        <w:tc>
+          <w:tcPr>
+            <w:tcW w:w="6212" w:type="dxa"/>
+          </w:tcPr>
+          <w:p>
+            <w:pPr>
+              <w:pStyle w:val="TableParagraph"/>
+              <w:ind w:left="0"/>
+              <w:rPr>
+                <w:rFonts w:ascii="Calibri Light"/>
+                <w:sz w:val="20"/>
+              </w:rPr>
+            </w:pPr>
+            <w:hyperlink r:id="rId12" w:history="1">
               <w:r>
                 <w:rPr>
                   <w:rStyle w:val="Collegamentoipertestuale"/>
                   <w:rFonts w:ascii="Calibri Light"/>
                   <w:sz w:val="20"/>
                 </w:rPr>
-                <w:t>m</w:t>
-              </w:r>
-              <w:r>
-                <w:rPr>
-                  <w:rStyle w:val="Collegamentoipertestuale"/>
-                  <w:rFonts w:ascii="Calibri Light"/>
-                  <w:sz w:val="20"/>
-                </w:rPr>
-                <w:t>p4</w:t>
-              </w:r>
-            </w:hyperlink>
-          </w:p>
-        </w:tc>
-        <w:tc>
-          <w:tcPr>
-            <w:tcW w:w="1195" w:type="dxa"/>
-          </w:tcPr>
-          <w:p>
-            <w:pPr>
-              <w:pStyle w:val="TableParagraph"/>
-              <w:ind w:left="108"/>
-              <w:rPr>
-                <w:sz w:val="18"/>
-              </w:rPr>
-            </w:pPr>
-            <w:r>
-              <w:rPr>
-                <w:spacing w:val="-2"/>
-                <w:sz w:val="18"/>
-              </w:rPr>
-              <w:t>17.04.2026</w:t>
-            </w:r>
-          </w:p>
-        </w:tc>
-        <w:tc>
-          <w:tcPr>
-            <w:tcW w:w="845" w:type="dxa"/>
-            <w:shd w:val="clear" w:color="auto" w:fill="C5DFB3"/>
-          </w:tcPr>
-          <w:p>
-            <w:pPr>
-              <w:pStyle w:val="TableParagraph"/>
-              <w:ind w:left="108"/>
-              <w:rPr>
-                <w:sz w:val="18"/>
-              </w:rPr>
-            </w:pPr>
-            <w:r>
-              <w:rPr>
-                <w:spacing w:val="-2"/>
-                <w:sz w:val="18"/>
-              </w:rPr>
-              <w:t>Passato</w:t>
-            </w:r>
-          </w:p>
-        </w:tc>
-      </w:tr>
-      <w:tr>
-        <w:trPr>
-          <w:trHeight w:val="228"/>
-        </w:trPr>
-        <w:tc>
-          <w:tcPr>
-            <w:tcW w:w="1272" w:type="dxa"/>
-          </w:tcPr>
-          <w:p>
-            <w:pPr>
-              <w:pStyle w:val="TableParagraph"/>
-              <w:ind w:left="0" w:right="12"/>
-              <w:jc w:val="center"/>
-              <w:rPr>
-                <w:sz w:val="18"/>
-              </w:rPr>
-            </w:pPr>
-            <w:r>
-              <w:rPr>
-                <w:spacing w:val="-2"/>
-                <w:sz w:val="18"/>
-              </w:rPr>
-              <w:t>TC-</w:t>
-            </w:r>
-            <w:r>
-              <w:rPr>
-                <w:spacing w:val="-5"/>
-                <w:sz w:val="18"/>
-              </w:rPr>
-              <w:t>002</w:t>
-            </w:r>
-          </w:p>
-        </w:tc>
-        <w:tc>
-          <w:tcPr>
-            <w:tcW w:w="6212" w:type="dxa"/>
-          </w:tcPr>
-          <w:p>
-            <w:pPr>
-              <w:pStyle w:val="TableParagraph"/>
-              <w:ind w:left="0"/>
-              <w:rPr>
-                <w:sz w:val="18"/>
-              </w:rPr>
-            </w:pPr>
-            <w:hyperlink r:id="rId11" w:history="1">
-              <w:r>
-                <w:rPr>
-                  <w:rStyle w:val="Collegamentoipertestuale"/>
-                  <w:sz w:val="18"/>
-                </w:rPr>
                 <w:t>Bullet_preview.mp4</w:t>
               </w:r>
             </w:hyperlink>
-          </w:p>
-        </w:tc>
-        <w:tc>
-          <w:tcPr>
-            <w:tcW w:w="1195" w:type="dxa"/>
-          </w:tcPr>
-          <w:p>
-            <w:pPr>
-              <w:pStyle w:val="TableParagraph"/>
-              <w:ind w:left="108"/>
-              <w:rPr>
-                <w:sz w:val="18"/>
-              </w:rPr>
-            </w:pPr>
-            <w:r>
-              <w:rPr>
-                <w:spacing w:val="-2"/>
-                <w:sz w:val="18"/>
-              </w:rPr>
-              <w:t>17.04.2026</w:t>
-            </w:r>
-          </w:p>
-        </w:tc>
-        <w:tc>
-          <w:tcPr>
-            <w:tcW w:w="845" w:type="dxa"/>
-            <w:shd w:val="clear" w:color="auto" w:fill="C5DFB3"/>
-          </w:tcPr>
-          <w:p>
-            <w:pPr>
-              <w:pStyle w:val="TableParagraph"/>
-              <w:ind w:left="108"/>
-              <w:rPr>
-                <w:sz w:val="18"/>
-              </w:rPr>
-            </w:pPr>
-            <w:r>
-              <w:rPr>
-                <w:spacing w:val="-2"/>
-                <w:sz w:val="18"/>
-              </w:rPr>
-              <w:t>Passato</w:t>
-            </w:r>
-          </w:p>
-        </w:tc>
-      </w:tr>
-      <w:tr>
-        <w:trPr>
-          <w:trHeight w:val="282"/>
-        </w:trPr>
-        <w:tc>
-          <w:tcPr>
-            <w:tcW w:w="1272" w:type="dxa"/>
-          </w:tcPr>
-          <w:p>
-            <w:pPr>
-              <w:pStyle w:val="TableParagraph"/>
-              <w:ind w:left="0" w:right="12"/>
-              <w:jc w:val="center"/>
-              <w:rPr>
-                <w:sz w:val="18"/>
-              </w:rPr>
-            </w:pPr>
-            <w:r>
-              <w:rPr>
-                <w:spacing w:val="-2"/>
-                <w:sz w:val="18"/>
-              </w:rPr>
-              <w:t>TC-</w:t>
-            </w:r>
-            <w:r>
-              <w:rPr>
-                <w:spacing w:val="-5"/>
-                <w:sz w:val="18"/>
-              </w:rPr>
-              <w:t>003</w:t>
-            </w:r>
-          </w:p>
-        </w:tc>
-        <w:tc>
-          <w:tcPr>
-            <w:tcW w:w="6212" w:type="dxa"/>
-          </w:tcPr>
-          <w:p>
-            <w:pPr>
-              <w:pStyle w:val="TableParagraph"/>
-              <w:ind w:left="107"/>
-              <w:rPr>
-                <w:rFonts w:ascii="Calibri Light"/>
-                <w:sz w:val="20"/>
-              </w:rPr>
-            </w:pPr>
           </w:p>
         </w:tc>
         <w:tc>
@@ -3707,7 +3749,7 @@
           <w:p>
             <w:pPr>
               <w:pStyle w:val="TableParagraph"/>
-              <w:ind w:left="107"/>
+              <w:ind w:left="0"/>
               <w:rPr>
                 <w:sz w:val="18"/>
               </w:rPr>
@@ -4232,11 +4274,19 @@
                             <w:spacing w:line="245" w:lineRule="exact"/>
                             <w:ind w:left="20"/>
                           </w:pPr>
+                          <w:proofErr w:type="spellStart"/>
                           <w:r>
                             <w:rPr>
                               <w:spacing w:val="-2"/>
                             </w:rPr>
-                            <w:t>Slime and guns</w:t>
+                            <w:t>Slime</w:t>
+                          </w:r>
+                          <w:proofErr w:type="spellEnd"/>
+                          <w:r>
+                            <w:rPr>
+                              <w:spacing w:val="-2"/>
+                            </w:rPr>
+                            <w:t xml:space="preserve"> and guns</w:t>
                           </w:r>
                         </w:p>
                       </w:txbxContent>
@@ -4261,11 +4311,19 @@
                       <w:spacing w:line="245" w:lineRule="exact"/>
                       <w:ind w:left="20"/>
                     </w:pPr>
+                    <w:proofErr w:type="spellStart"/>
                     <w:r>
                       <w:rPr>
                         <w:spacing w:val="-2"/>
                       </w:rPr>
-                      <w:t>Slime and guns</w:t>
+                      <w:t>Slime</w:t>
+                    </w:r>
+                    <w:proofErr w:type="spellEnd"/>
+                    <w:r>
+                      <w:rPr>
+                        <w:spacing w:val="-2"/>
+                      </w:rPr>
+                      <w:t xml:space="preserve"> and guns</w:t>
                     </w:r>
                   </w:p>
                 </w:txbxContent>
@@ -4383,7 +4441,6 @@
       <w:lvlJc w:val="left"/>
       <w:pPr>
         <w:ind w:left="830" w:hanging="360"/>
-        <w:jc w:val="left"/>
       </w:pPr>
       <w:rPr>
         <w:rFonts w:ascii="Arial MT" w:eastAsia="Arial MT" w:hAnsi="Arial MT" w:cs="Arial MT" w:hint="default"/>
@@ -4684,7 +4741,6 @@
       <w:lvlJc w:val="left"/>
       <w:pPr>
         <w:ind w:left="830" w:hanging="360"/>
-        <w:jc w:val="left"/>
       </w:pPr>
       <w:rPr>
         <w:rFonts w:ascii="Arial MT" w:eastAsia="Arial MT" w:hAnsi="Arial MT" w:cs="Arial MT" w:hint="default"/>
@@ -4807,7 +4863,6 @@
       <w:lvlJc w:val="left"/>
       <w:pPr>
         <w:ind w:left="830" w:hanging="360"/>
-        <w:jc w:val="left"/>
       </w:pPr>
       <w:rPr>
         <w:rFonts w:ascii="Arial MT" w:eastAsia="Arial MT" w:hAnsi="Arial MT" w:cs="Arial MT" w:hint="default"/>
@@ -4930,7 +4985,6 @@
       <w:lvlJc w:val="left"/>
       <w:pPr>
         <w:ind w:left="830" w:hanging="360"/>
-        <w:jc w:val="left"/>
       </w:pPr>
       <w:rPr>
         <w:rFonts w:ascii="Arial MT" w:eastAsia="Arial MT" w:hAnsi="Arial MT" w:cs="Arial MT" w:hint="default"/>
@@ -5320,7 +5374,6 @@
       <w:lvlJc w:val="left"/>
       <w:pPr>
         <w:ind w:left="830" w:hanging="360"/>
-        <w:jc w:val="left"/>
       </w:pPr>
       <w:rPr>
         <w:rFonts w:ascii="Arial MT" w:eastAsia="Arial MT" w:hAnsi="Arial MT" w:cs="Arial MT" w:hint="default"/>
@@ -5443,7 +5496,6 @@
       <w:lvlJc w:val="left"/>
       <w:pPr>
         <w:ind w:left="830" w:hanging="360"/>
-        <w:jc w:val="left"/>
       </w:pPr>
       <w:rPr>
         <w:rFonts w:ascii="Arial MT" w:eastAsia="Arial MT" w:hAnsi="Arial MT" w:cs="Arial MT" w:hint="default"/>
@@ -5566,7 +5618,6 @@
       <w:lvlJc w:val="left"/>
       <w:pPr>
         <w:ind w:left="830" w:hanging="360"/>
-        <w:jc w:val="left"/>
       </w:pPr>
       <w:rPr>
         <w:rFonts w:ascii="Arial MT" w:eastAsia="Arial MT" w:hAnsi="Arial MT" w:cs="Arial MT" w:hint="default"/>
@@ -5689,7 +5740,6 @@
       <w:lvlJc w:val="left"/>
       <w:pPr>
         <w:ind w:left="830" w:hanging="360"/>
-        <w:jc w:val="left"/>
       </w:pPr>
       <w:rPr>
         <w:rFonts w:ascii="Arial MT" w:eastAsia="Arial MT" w:hAnsi="Arial MT" w:cs="Arial MT" w:hint="default"/>

--- a/7_Allegati/Documentazione_Sprint_3.docx
+++ b/7_Allegati/Documentazione_Sprint_3.docx
@@ -416,8 +416,17 @@
           <w:pPr>
             <w:pStyle w:val="Sommario1"/>
             <w:tabs>
-              <w:tab w:val="right" w:leader="dot" w:pos="9773"/>
+              <w:tab w:val="right" w:leader="dot" w:pos="9916"/>
             </w:tabs>
+            <w:rPr>
+              <w:rFonts w:asciiTheme="minorHAnsi" w:eastAsiaTheme="minorEastAsia" w:hAnsiTheme="minorHAnsi" w:cstheme="minorBidi"/>
+              <w:noProof/>
+              <w:kern w:val="2"/>
+              <w:sz w:val="24"/>
+              <w:szCs w:val="24"/>
+              <w:lang w:val="it-CH" w:eastAsia="it-CH"/>
+              <w14:ligatures w14:val="standardContextual"/>
+            </w:rPr>
           </w:pPr>
           <w:r>
             <w:fldChar w:fldCharType="begin"/>
@@ -428,21 +437,62 @@
           <w:r>
             <w:fldChar w:fldCharType="separate"/>
           </w:r>
-          <w:hyperlink w:anchor="_bookmark0" w:history="1">
-            <w:r>
-              <w:rPr>
+          <w:hyperlink w:anchor="_Toc227329814" w:history="1">
+            <w:r>
+              <w:rPr>
+                <w:rStyle w:val="Collegamentoipertestuale"/>
+                <w:noProof/>
                 <w:spacing w:val="-2"/>
               </w:rPr>
               <w:t>Implementazione</w:t>
             </w:r>
             <w:r>
+              <w:rPr>
+                <w:noProof/>
+                <w:webHidden/>
+              </w:rPr>
               <w:tab/>
             </w:r>
             <w:r>
               <w:rPr>
-                <w:spacing w:val="-10"/>
+                <w:noProof/>
+                <w:webHidden/>
+              </w:rPr>
+              <w:fldChar w:fldCharType="begin"/>
+            </w:r>
+            <w:r>
+              <w:rPr>
+                <w:noProof/>
+                <w:webHidden/>
+              </w:rPr>
+              <w:instrText xml:space="preserve"> PAGEREF _Toc227329814 \h </w:instrText>
+            </w:r>
+            <w:r>
+              <w:rPr>
+                <w:noProof/>
+                <w:webHidden/>
+              </w:rPr>
+            </w:r>
+            <w:r>
+              <w:rPr>
+                <w:noProof/>
+                <w:webHidden/>
+              </w:rPr>
+              <w:fldChar w:fldCharType="separate"/>
+            </w:r>
+            <w:r>
+              <w:rPr>
+                <w:noProof/>
+                <w:webHidden/>
               </w:rPr>
               <w:t>2</w:t>
+            </w:r>
+            <w:r>
+              <w:rPr>
+                <w:noProof/>
+                <w:webHidden/>
+              </w:rPr>
+              <w:fldChar w:fldCharType="end"/>
             </w:r>
           </w:hyperlink>
         </w:p>
@@ -450,34 +500,73 @@
           <w:pPr>
             <w:pStyle w:val="Sommario2"/>
             <w:tabs>
-              <w:tab w:val="right" w:leader="dot" w:pos="9773"/>
+              <w:tab w:val="right" w:leader="dot" w:pos="9916"/>
             </w:tabs>
-            <w:spacing w:before="120"/>
+            <w:rPr>
+              <w:rFonts w:asciiTheme="minorHAnsi" w:eastAsiaTheme="minorEastAsia" w:hAnsiTheme="minorHAnsi" w:cstheme="minorBidi"/>
+              <w:noProof/>
+              <w:kern w:val="2"/>
+              <w:sz w:val="24"/>
+              <w:szCs w:val="24"/>
+              <w:lang w:val="it-CH" w:eastAsia="it-CH"/>
+              <w14:ligatures w14:val="standardContextual"/>
+            </w:rPr>
           </w:pPr>
-          <w:hyperlink w:anchor="_bookmark1" w:history="1">
-            <w:r>
-              <w:t>Admin</w:t>
-            </w:r>
-            <w:r>
-              <w:rPr>
-                <w:spacing w:val="-6"/>
-              </w:rPr>
-              <w:t xml:space="preserve"> </w:t>
-            </w:r>
-            <w:r>
-              <w:rPr>
-                <w:spacing w:val="-2"/>
-              </w:rPr>
-              <w:t>panel</w:t>
-            </w:r>
-            <w:r>
+          <w:hyperlink w:anchor="_Toc227329815" w:history="1">
+            <w:r>
+              <w:rPr>
+                <w:rStyle w:val="Collegamentoipertestuale"/>
+                <w:noProof/>
+              </w:rPr>
+              <w:t>Proiettile</w:t>
+            </w:r>
+            <w:r>
+              <w:rPr>
+                <w:noProof/>
+                <w:webHidden/>
+              </w:rPr>
               <w:tab/>
             </w:r>
             <w:r>
               <w:rPr>
-                <w:spacing w:val="-10"/>
+                <w:noProof/>
+                <w:webHidden/>
+              </w:rPr>
+              <w:fldChar w:fldCharType="begin"/>
+            </w:r>
+            <w:r>
+              <w:rPr>
+                <w:noProof/>
+                <w:webHidden/>
+              </w:rPr>
+              <w:instrText xml:space="preserve"> PAGEREF _Toc227329815 \h </w:instrText>
+            </w:r>
+            <w:r>
+              <w:rPr>
+                <w:noProof/>
+                <w:webHidden/>
+              </w:rPr>
+            </w:r>
+            <w:r>
+              <w:rPr>
+                <w:noProof/>
+                <w:webHidden/>
+              </w:rPr>
+              <w:fldChar w:fldCharType="separate"/>
+            </w:r>
+            <w:r>
+              <w:rPr>
+                <w:noProof/>
+                <w:webHidden/>
               </w:rPr>
               <w:t>2</w:t>
+            </w:r>
+            <w:r>
+              <w:rPr>
+                <w:noProof/>
+                <w:webHidden/>
+              </w:rPr>
+              <w:fldChar w:fldCharType="end"/>
             </w:r>
           </w:hyperlink>
         </w:p>
@@ -485,25 +574,73 @@
           <w:pPr>
             <w:pStyle w:val="Sommario2"/>
             <w:tabs>
-              <w:tab w:val="right" w:leader="dot" w:pos="9773"/>
+              <w:tab w:val="right" w:leader="dot" w:pos="9916"/>
             </w:tabs>
-            <w:spacing w:before="122"/>
+            <w:rPr>
+              <w:rFonts w:asciiTheme="minorHAnsi" w:eastAsiaTheme="minorEastAsia" w:hAnsiTheme="minorHAnsi" w:cstheme="minorBidi"/>
+              <w:noProof/>
+              <w:kern w:val="2"/>
+              <w:sz w:val="24"/>
+              <w:szCs w:val="24"/>
+              <w:lang w:val="it-CH" w:eastAsia="it-CH"/>
+              <w14:ligatures w14:val="standardContextual"/>
+            </w:rPr>
           </w:pPr>
-          <w:hyperlink w:anchor="_bookmark2" w:history="1">
-            <w:r>
-              <w:rPr>
-                <w:spacing w:val="-2"/>
-              </w:rPr>
-              <w:t>Storage</w:t>
-            </w:r>
-            <w:r>
+          <w:hyperlink w:anchor="_Toc227329816" w:history="1">
+            <w:r>
+              <w:rPr>
+                <w:rStyle w:val="Collegamentoipertestuale"/>
+                <w:noProof/>
+              </w:rPr>
+              <w:t>Movimento Dash del player</w:t>
+            </w:r>
+            <w:r>
+              <w:rPr>
+                <w:noProof/>
+                <w:webHidden/>
+              </w:rPr>
               <w:tab/>
             </w:r>
             <w:r>
               <w:rPr>
-                <w:spacing w:val="-10"/>
+                <w:noProof/>
+                <w:webHidden/>
+              </w:rPr>
+              <w:fldChar w:fldCharType="begin"/>
+            </w:r>
+            <w:r>
+              <w:rPr>
+                <w:noProof/>
+                <w:webHidden/>
+              </w:rPr>
+              <w:instrText xml:space="preserve"> PAGEREF _Toc227329816 \h </w:instrText>
+            </w:r>
+            <w:r>
+              <w:rPr>
+                <w:noProof/>
+                <w:webHidden/>
+              </w:rPr>
+            </w:r>
+            <w:r>
+              <w:rPr>
+                <w:noProof/>
+                <w:webHidden/>
+              </w:rPr>
+              <w:fldChar w:fldCharType="separate"/>
+            </w:r>
+            <w:r>
+              <w:rPr>
+                <w:noProof/>
+                <w:webHidden/>
               </w:rPr>
               <w:t>2</w:t>
+            </w:r>
+            <w:r>
+              <w:rPr>
+                <w:noProof/>
+                <w:webHidden/>
+              </w:rPr>
+              <w:fldChar w:fldCharType="end"/>
             </w:r>
           </w:hyperlink>
         </w:p>
@@ -511,33 +648,73 @@
           <w:pPr>
             <w:pStyle w:val="Sommario2"/>
             <w:tabs>
-              <w:tab w:val="right" w:leader="dot" w:pos="9773"/>
+              <w:tab w:val="right" w:leader="dot" w:pos="9916"/>
             </w:tabs>
+            <w:rPr>
+              <w:rFonts w:asciiTheme="minorHAnsi" w:eastAsiaTheme="minorEastAsia" w:hAnsiTheme="minorHAnsi" w:cstheme="minorBidi"/>
+              <w:noProof/>
+              <w:kern w:val="2"/>
+              <w:sz w:val="24"/>
+              <w:szCs w:val="24"/>
+              <w:lang w:val="it-CH" w:eastAsia="it-CH"/>
+              <w14:ligatures w14:val="standardContextual"/>
+            </w:rPr>
           </w:pPr>
-          <w:hyperlink w:anchor="_bookmark3" w:history="1">
-            <w:r>
-              <w:t>Orologio</w:t>
-            </w:r>
-            <w:r>
-              <w:rPr>
-                <w:spacing w:val="-8"/>
-              </w:rPr>
-              <w:t xml:space="preserve"> </w:t>
-            </w:r>
-            <w:r>
-              <w:rPr>
-                <w:spacing w:val="-2"/>
-              </w:rPr>
-              <w:t>custom</w:t>
-            </w:r>
-            <w:r>
+          <w:hyperlink w:anchor="_Toc227329817" w:history="1">
+            <w:r>
+              <w:rPr>
+                <w:rStyle w:val="Collegamentoipertestuale"/>
+                <w:noProof/>
+              </w:rPr>
+              <w:t>Rotazione del personaggio e della pistola</w:t>
+            </w:r>
+            <w:r>
+              <w:rPr>
+                <w:noProof/>
+                <w:webHidden/>
+              </w:rPr>
               <w:tab/>
             </w:r>
             <w:r>
               <w:rPr>
-                <w:spacing w:val="-10"/>
+                <w:noProof/>
+                <w:webHidden/>
+              </w:rPr>
+              <w:fldChar w:fldCharType="begin"/>
+            </w:r>
+            <w:r>
+              <w:rPr>
+                <w:noProof/>
+                <w:webHidden/>
+              </w:rPr>
+              <w:instrText xml:space="preserve"> PAGEREF _Toc227329817 \h </w:instrText>
+            </w:r>
+            <w:r>
+              <w:rPr>
+                <w:noProof/>
+                <w:webHidden/>
+              </w:rPr>
+            </w:r>
+            <w:r>
+              <w:rPr>
+                <w:noProof/>
+                <w:webHidden/>
+              </w:rPr>
+              <w:fldChar w:fldCharType="separate"/>
+            </w:r>
+            <w:r>
+              <w:rPr>
+                <w:noProof/>
+                <w:webHidden/>
               </w:rPr>
               <w:t>2</w:t>
+            </w:r>
+            <w:r>
+              <w:rPr>
+                <w:noProof/>
+                <w:webHidden/>
+              </w:rPr>
+              <w:fldChar w:fldCharType="end"/>
             </w:r>
           </w:hyperlink>
         </w:p>
@@ -545,28 +722,74 @@
           <w:pPr>
             <w:pStyle w:val="Sommario2"/>
             <w:tabs>
-              <w:tab w:val="right" w:leader="dot" w:pos="9773"/>
+              <w:tab w:val="right" w:leader="dot" w:pos="9916"/>
             </w:tabs>
-            <w:spacing w:before="122"/>
+            <w:rPr>
+              <w:rFonts w:asciiTheme="minorHAnsi" w:eastAsiaTheme="minorEastAsia" w:hAnsiTheme="minorHAnsi" w:cstheme="minorBidi"/>
+              <w:noProof/>
+              <w:kern w:val="2"/>
+              <w:sz w:val="24"/>
+              <w:szCs w:val="24"/>
+              <w:lang w:val="it-CH" w:eastAsia="it-CH"/>
+              <w14:ligatures w14:val="standardContextual"/>
+            </w:rPr>
           </w:pPr>
-          <w:hyperlink w:anchor="_bookmark4" w:history="1">
-            <w:r>
-              <w:t>Ricerca</w:t>
-            </w:r>
-            <w:r>
-              <w:rPr>
+          <w:hyperlink w:anchor="_Toc227329818" w:history="1">
+            <w:r>
+              <w:rPr>
+                <w:rStyle w:val="Collegamentoipertestuale"/>
+                <w:noProof/>
                 <w:spacing w:val="-2"/>
               </w:rPr>
-              <w:t xml:space="preserve"> ottimizzato</w:t>
-            </w:r>
-            <w:r>
+              <w:t>Vite</w:t>
+            </w:r>
+            <w:r>
+              <w:rPr>
+                <w:noProof/>
+                <w:webHidden/>
+              </w:rPr>
               <w:tab/>
             </w:r>
             <w:r>
               <w:rPr>
-                <w:spacing w:val="-10"/>
+                <w:noProof/>
+                <w:webHidden/>
+              </w:rPr>
+              <w:fldChar w:fldCharType="begin"/>
+            </w:r>
+            <w:r>
+              <w:rPr>
+                <w:noProof/>
+                <w:webHidden/>
+              </w:rPr>
+              <w:instrText xml:space="preserve"> PAGEREF _Toc227329818 \h </w:instrText>
+            </w:r>
+            <w:r>
+              <w:rPr>
+                <w:noProof/>
+                <w:webHidden/>
+              </w:rPr>
+            </w:r>
+            <w:r>
+              <w:rPr>
+                <w:noProof/>
+                <w:webHidden/>
+              </w:rPr>
+              <w:fldChar w:fldCharType="separate"/>
+            </w:r>
+            <w:r>
+              <w:rPr>
+                <w:noProof/>
+                <w:webHidden/>
               </w:rPr>
               <w:t>2</w:t>
+            </w:r>
+            <w:r>
+              <w:rPr>
+                <w:noProof/>
+                <w:webHidden/>
+              </w:rPr>
+              <w:fldChar w:fldCharType="end"/>
             </w:r>
           </w:hyperlink>
         </w:p>
@@ -574,24 +797,149 @@
           <w:pPr>
             <w:pStyle w:val="Sommario2"/>
             <w:tabs>
-              <w:tab w:val="right" w:leader="dot" w:pos="9773"/>
+              <w:tab w:val="right" w:leader="dot" w:pos="9916"/>
             </w:tabs>
+            <w:rPr>
+              <w:rFonts w:asciiTheme="minorHAnsi" w:eastAsiaTheme="minorEastAsia" w:hAnsiTheme="minorHAnsi" w:cstheme="minorBidi"/>
+              <w:noProof/>
+              <w:kern w:val="2"/>
+              <w:sz w:val="24"/>
+              <w:szCs w:val="24"/>
+              <w:lang w:val="it-CH" w:eastAsia="it-CH"/>
+              <w14:ligatures w14:val="standardContextual"/>
+            </w:rPr>
           </w:pPr>
-          <w:hyperlink w:anchor="_bookmark5" w:history="1">
-            <w:r>
-              <w:rPr>
+          <w:hyperlink w:anchor="_Toc227329819" w:history="1">
+            <w:r>
+              <w:rPr>
+                <w:rStyle w:val="Collegamentoipertestuale"/>
+                <w:noProof/>
                 <w:spacing w:val="-2"/>
               </w:rPr>
-              <w:t>Clienti</w:t>
-            </w:r>
-            <w:r>
+              <w:t>Pathfinding</w:t>
+            </w:r>
+            <w:r>
+              <w:rPr>
+                <w:noProof/>
+                <w:webHidden/>
+              </w:rPr>
               <w:tab/>
             </w:r>
             <w:r>
               <w:rPr>
-                <w:spacing w:val="-10"/>
+                <w:noProof/>
+                <w:webHidden/>
+              </w:rPr>
+              <w:fldChar w:fldCharType="begin"/>
+            </w:r>
+            <w:r>
+              <w:rPr>
+                <w:noProof/>
+                <w:webHidden/>
+              </w:rPr>
+              <w:instrText xml:space="preserve"> PAGEREF _Toc227329819 \h </w:instrText>
+            </w:r>
+            <w:r>
+              <w:rPr>
+                <w:noProof/>
+                <w:webHidden/>
+              </w:rPr>
+            </w:r>
+            <w:r>
+              <w:rPr>
+                <w:noProof/>
+                <w:webHidden/>
+              </w:rPr>
+              <w:fldChar w:fldCharType="separate"/>
+            </w:r>
+            <w:r>
+              <w:rPr>
+                <w:noProof/>
+                <w:webHidden/>
               </w:rPr>
               <w:t>2</w:t>
+            </w:r>
+            <w:r>
+              <w:rPr>
+                <w:noProof/>
+                <w:webHidden/>
+              </w:rPr>
+              <w:fldChar w:fldCharType="end"/>
+            </w:r>
+          </w:hyperlink>
+        </w:p>
+        <w:p>
+          <w:pPr>
+            <w:pStyle w:val="Sommario1"/>
+            <w:tabs>
+              <w:tab w:val="right" w:leader="dot" w:pos="9916"/>
+            </w:tabs>
+            <w:rPr>
+              <w:rFonts w:asciiTheme="minorHAnsi" w:eastAsiaTheme="minorEastAsia" w:hAnsiTheme="minorHAnsi" w:cstheme="minorBidi"/>
+              <w:noProof/>
+              <w:kern w:val="2"/>
+              <w:sz w:val="24"/>
+              <w:szCs w:val="24"/>
+              <w:lang w:val="it-CH" w:eastAsia="it-CH"/>
+              <w14:ligatures w14:val="standardContextual"/>
+            </w:rPr>
+          </w:pPr>
+          <w:hyperlink w:anchor="_Toc227329820" w:history="1">
+            <w:r>
+              <w:rPr>
+                <w:rStyle w:val="Collegamentoipertestuale"/>
+                <w:noProof/>
+                <w:spacing w:val="-4"/>
+              </w:rPr>
+              <w:t>Test</w:t>
+            </w:r>
+            <w:r>
+              <w:rPr>
+                <w:noProof/>
+                <w:webHidden/>
+              </w:rPr>
+              <w:tab/>
+            </w:r>
+            <w:r>
+              <w:rPr>
+                <w:noProof/>
+                <w:webHidden/>
+              </w:rPr>
+              <w:fldChar w:fldCharType="begin"/>
+            </w:r>
+            <w:r>
+              <w:rPr>
+                <w:noProof/>
+                <w:webHidden/>
+              </w:rPr>
+              <w:instrText xml:space="preserve"> PAGEREF _Toc227329820 \h </w:instrText>
+            </w:r>
+            <w:r>
+              <w:rPr>
+                <w:noProof/>
+                <w:webHidden/>
+              </w:rPr>
+            </w:r>
+            <w:r>
+              <w:rPr>
+                <w:noProof/>
+                <w:webHidden/>
+              </w:rPr>
+              <w:fldChar w:fldCharType="separate"/>
+            </w:r>
+            <w:r>
+              <w:rPr>
+                <w:noProof/>
+                <w:webHidden/>
+              </w:rPr>
+              <w:t>2</w:t>
+            </w:r>
+            <w:r>
+              <w:rPr>
+                <w:noProof/>
+                <w:webHidden/>
+              </w:rPr>
+              <w:fldChar w:fldCharType="end"/>
             </w:r>
           </w:hyperlink>
         </w:p>
@@ -599,25 +947,89 @@
           <w:pPr>
             <w:pStyle w:val="Sommario2"/>
             <w:tabs>
-              <w:tab w:val="right" w:leader="dot" w:pos="9773"/>
+              <w:tab w:val="right" w:leader="dot" w:pos="9916"/>
             </w:tabs>
-            <w:spacing w:before="122"/>
+            <w:rPr>
+              <w:rFonts w:asciiTheme="minorHAnsi" w:eastAsiaTheme="minorEastAsia" w:hAnsiTheme="minorHAnsi" w:cstheme="minorBidi"/>
+              <w:noProof/>
+              <w:kern w:val="2"/>
+              <w:sz w:val="24"/>
+              <w:szCs w:val="24"/>
+              <w:lang w:val="it-CH" w:eastAsia="it-CH"/>
+              <w14:ligatures w14:val="standardContextual"/>
+            </w:rPr>
           </w:pPr>
-          <w:hyperlink w:anchor="_bookmark6" w:history="1">
-            <w:r>
-              <w:rPr>
-                <w:spacing w:val="-2"/>
-              </w:rPr>
-              <w:t>Orologi</w:t>
-            </w:r>
-            <w:r>
+          <w:hyperlink w:anchor="_Toc227329821" w:history="1">
+            <w:r>
+              <w:rPr>
+                <w:rStyle w:val="Collegamentoipertestuale"/>
+                <w:noProof/>
+              </w:rPr>
+              <w:t>Test</w:t>
+            </w:r>
+            <w:r>
+              <w:rPr>
+                <w:rStyle w:val="Collegamentoipertestuale"/>
+                <w:noProof/>
+                <w:spacing w:val="-8"/>
+              </w:rPr>
+              <w:t xml:space="preserve"> </w:t>
+            </w:r>
+            <w:r>
+              <w:rPr>
+                <w:rStyle w:val="Collegamentoipertestuale"/>
+                <w:noProof/>
+                <w:spacing w:val="-4"/>
+              </w:rPr>
+              <w:t>Case</w:t>
+            </w:r>
+            <w:r>
+              <w:rPr>
+                <w:noProof/>
+                <w:webHidden/>
+              </w:rPr>
               <w:tab/>
             </w:r>
             <w:r>
               <w:rPr>
-                <w:spacing w:val="-10"/>
+                <w:noProof/>
+                <w:webHidden/>
+              </w:rPr>
+              <w:fldChar w:fldCharType="begin"/>
+            </w:r>
+            <w:r>
+              <w:rPr>
+                <w:noProof/>
+                <w:webHidden/>
+              </w:rPr>
+              <w:instrText xml:space="preserve"> PAGEREF _Toc227329821 \h </w:instrText>
+            </w:r>
+            <w:r>
+              <w:rPr>
+                <w:noProof/>
+                <w:webHidden/>
+              </w:rPr>
+            </w:r>
+            <w:r>
+              <w:rPr>
+                <w:noProof/>
+                <w:webHidden/>
+              </w:rPr>
+              <w:fldChar w:fldCharType="separate"/>
+            </w:r>
+            <w:r>
+              <w:rPr>
+                <w:noProof/>
+                <w:webHidden/>
               </w:rPr>
               <w:t>2</w:t>
+            </w:r>
+            <w:r>
+              <w:rPr>
+                <w:noProof/>
+                <w:webHidden/>
+              </w:rPr>
+              <w:fldChar w:fldCharType="end"/>
             </w:r>
           </w:hyperlink>
         </w:p>
@@ -625,120 +1037,89 @@
           <w:pPr>
             <w:pStyle w:val="Sommario2"/>
             <w:tabs>
-              <w:tab w:val="right" w:leader="dot" w:pos="9773"/>
+              <w:tab w:val="right" w:leader="dot" w:pos="9916"/>
             </w:tabs>
+            <w:rPr>
+              <w:rFonts w:asciiTheme="minorHAnsi" w:eastAsiaTheme="minorEastAsia" w:hAnsiTheme="minorHAnsi" w:cstheme="minorBidi"/>
+              <w:noProof/>
+              <w:kern w:val="2"/>
+              <w:sz w:val="24"/>
+              <w:szCs w:val="24"/>
+              <w:lang w:val="it-CH" w:eastAsia="it-CH"/>
+              <w14:ligatures w14:val="standardContextual"/>
+            </w:rPr>
           </w:pPr>
-          <w:hyperlink w:anchor="_bookmark7" w:history="1">
-            <w:r>
-              <w:rPr>
-                <w:spacing w:val="-2"/>
-              </w:rPr>
-              <w:t>Filtri</w:t>
-            </w:r>
-            <w:r>
+          <w:hyperlink w:anchor="_Toc227329822" w:history="1">
+            <w:r>
+              <w:rPr>
+                <w:rStyle w:val="Collegamentoipertestuale"/>
+                <w:noProof/>
+              </w:rPr>
+              <w:t>Risultati</w:t>
+            </w:r>
+            <w:r>
+              <w:rPr>
+                <w:rStyle w:val="Collegamentoipertestuale"/>
+                <w:noProof/>
+                <w:spacing w:val="-9"/>
+              </w:rPr>
+              <w:t xml:space="preserve"> </w:t>
+            </w:r>
+            <w:r>
+              <w:rPr>
+                <w:rStyle w:val="Collegamentoipertestuale"/>
+                <w:noProof/>
+                <w:spacing w:val="-4"/>
+              </w:rPr>
+              <w:t>test</w:t>
+            </w:r>
+            <w:r>
+              <w:rPr>
+                <w:noProof/>
+                <w:webHidden/>
+              </w:rPr>
               <w:tab/>
             </w:r>
             <w:r>
               <w:rPr>
-                <w:spacing w:val="-10"/>
-              </w:rPr>
-              <w:t>2</w:t>
-            </w:r>
-          </w:hyperlink>
-        </w:p>
-        <w:p>
-          <w:pPr>
-            <w:pStyle w:val="Sommario1"/>
-            <w:tabs>
-              <w:tab w:val="right" w:leader="dot" w:pos="9773"/>
-            </w:tabs>
-            <w:spacing w:before="120"/>
-          </w:pPr>
-          <w:hyperlink w:anchor="_bookmark8" w:history="1">
-            <w:r>
-              <w:rPr>
-                <w:spacing w:val="-4"/>
-              </w:rPr>
-              <w:t>Test</w:t>
-            </w:r>
-            <w:r>
-              <w:tab/>
-            </w:r>
-            <w:r>
-              <w:rPr>
-                <w:spacing w:val="-10"/>
-              </w:rPr>
-              <w:t>2</w:t>
-            </w:r>
-          </w:hyperlink>
-        </w:p>
-        <w:p>
-          <w:pPr>
-            <w:pStyle w:val="Sommario2"/>
-            <w:tabs>
-              <w:tab w:val="right" w:leader="dot" w:pos="9773"/>
-            </w:tabs>
-            <w:spacing w:before="123"/>
-          </w:pPr>
-          <w:hyperlink w:anchor="_bookmark9" w:history="1">
-            <w:r>
-              <w:t>Test</w:t>
-            </w:r>
-            <w:r>
-              <w:rPr>
-                <w:spacing w:val="-2"/>
-              </w:rPr>
-              <w:t xml:space="preserve"> </w:t>
-            </w:r>
-            <w:r>
-              <w:rPr>
-                <w:spacing w:val="-4"/>
-              </w:rPr>
-              <w:t>Case</w:t>
-            </w:r>
-            <w:r>
-              <w:tab/>
-            </w:r>
-            <w:r>
-              <w:rPr>
-                <w:spacing w:val="-10"/>
-              </w:rPr>
-              <w:t>2</w:t>
-            </w:r>
-          </w:hyperlink>
-        </w:p>
-        <w:p>
-          <w:pPr>
-            <w:pStyle w:val="Sommario2"/>
-            <w:tabs>
-              <w:tab w:val="right" w:leader="dot" w:pos="9773"/>
-            </w:tabs>
-            <w:spacing w:before="120"/>
-          </w:pPr>
-          <w:hyperlink w:anchor="_bookmark10" w:history="1">
-            <w:r>
-              <w:t>Risultati</w:t>
-            </w:r>
-            <w:r>
-              <w:rPr>
-                <w:spacing w:val="-6"/>
-              </w:rPr>
-              <w:t xml:space="preserve"> </w:t>
-            </w:r>
-            <w:r>
-              <w:rPr>
-                <w:spacing w:val="-4"/>
-              </w:rPr>
-              <w:t>test</w:t>
-            </w:r>
-            <w:r>
-              <w:tab/>
-            </w:r>
-            <w:r>
-              <w:rPr>
-                <w:spacing w:val="-10"/>
-              </w:rPr>
-              <w:t>5</w:t>
+                <w:noProof/>
+                <w:webHidden/>
+              </w:rPr>
+              <w:fldChar w:fldCharType="begin"/>
+            </w:r>
+            <w:r>
+              <w:rPr>
+                <w:noProof/>
+                <w:webHidden/>
+              </w:rPr>
+              <w:instrText xml:space="preserve"> PAGEREF _Toc227329822 \h </w:instrText>
+            </w:r>
+            <w:r>
+              <w:rPr>
+                <w:noProof/>
+                <w:webHidden/>
+              </w:rPr>
+            </w:r>
+            <w:r>
+              <w:rPr>
+                <w:noProof/>
+                <w:webHidden/>
+              </w:rPr>
+              <w:fldChar w:fldCharType="separate"/>
+            </w:r>
+            <w:r>
+              <w:rPr>
+                <w:noProof/>
+                <w:webHidden/>
+              </w:rPr>
+              <w:t>4</w:t>
+            </w:r>
+            <w:r>
+              <w:rPr>
+                <w:noProof/>
+                <w:webHidden/>
+              </w:rPr>
+              <w:fldChar w:fldCharType="end"/>
             </w:r>
           </w:hyperlink>
         </w:p>
@@ -778,8 +1159,7 @@
           <w:spacing w:val="-2"/>
         </w:rPr>
       </w:pPr>
-      <w:bookmarkStart w:id="0" w:name="_bookmark0"/>
-      <w:bookmarkEnd w:id="0"/>
+      <w:bookmarkStart w:id="0" w:name="_Toc227329814"/>
       <w:r>
         <w:rPr>
           <w:color w:val="2E5395"/>
@@ -787,17 +1167,26 @@
         </w:rPr>
         <w:t>Implementazione</w:t>
       </w:r>
+      <w:bookmarkEnd w:id="0"/>
     </w:p>
     <w:p>
       <w:pPr>
         <w:pStyle w:val="Titolo2"/>
         <w:spacing w:before="183"/>
       </w:pPr>
+      <w:bookmarkStart w:id="1" w:name="_Toc227329815"/>
       <w:r>
         <w:rPr>
           <w:color w:val="2E5395"/>
         </w:rPr>
-        <w:t xml:space="preserve">Proiettile </w:t>
+        <w:t>Proiettile</w:t>
+      </w:r>
+      <w:bookmarkEnd w:id="1"/>
+      <w:r>
+        <w:rPr>
+          <w:color w:val="2E5395"/>
+        </w:rPr>
+        <w:t xml:space="preserve"> </w:t>
       </w:r>
     </w:p>
     <w:p>
@@ -821,14 +1210,14 @@
         <w:pStyle w:val="Titolo2"/>
         <w:spacing w:before="72"/>
       </w:pPr>
-      <w:bookmarkStart w:id="1" w:name="_bookmark1"/>
-      <w:bookmarkEnd w:id="1"/>
+      <w:bookmarkStart w:id="2" w:name="_Toc227329816"/>
       <w:r>
         <w:rPr>
           <w:color w:val="2E5395"/>
         </w:rPr>
         <w:t>Movimento Dash del player</w:t>
       </w:r>
+      <w:bookmarkEnd w:id="2"/>
     </w:p>
     <w:p>
       <w:pPr>
@@ -845,16 +1234,14 @@
         <w:pStyle w:val="Titolo2"/>
         <w:spacing w:before="162"/>
       </w:pPr>
-      <w:bookmarkStart w:id="2" w:name="_bookmark2"/>
-      <w:bookmarkStart w:id="3" w:name="_bookmark3"/>
-      <w:bookmarkEnd w:id="2"/>
-      <w:bookmarkEnd w:id="3"/>
+      <w:bookmarkStart w:id="3" w:name="_Toc227329817"/>
       <w:r>
         <w:rPr>
           <w:color w:val="2E5395"/>
         </w:rPr>
         <w:t>Rotazione del personaggio e della pistola</w:t>
       </w:r>
+      <w:bookmarkEnd w:id="3"/>
     </w:p>
     <w:p>
       <w:pPr>
@@ -870,10 +1257,7 @@
       <w:pPr>
         <w:pStyle w:val="Titolo2"/>
       </w:pPr>
-      <w:bookmarkStart w:id="4" w:name="_bookmark4"/>
-      <w:bookmarkStart w:id="5" w:name="_bookmark5"/>
-      <w:bookmarkEnd w:id="4"/>
-      <w:bookmarkEnd w:id="5"/>
+      <w:bookmarkStart w:id="4" w:name="_Toc227329818"/>
       <w:r>
         <w:rPr>
           <w:color w:val="2E5395"/>
@@ -881,6 +1265,7 @@
         </w:rPr>
         <w:t>Vite</w:t>
       </w:r>
+      <w:bookmarkEnd w:id="4"/>
     </w:p>
     <w:p>
       <w:pPr>
@@ -896,9 +1281,7 @@
       <w:pPr>
         <w:pStyle w:val="Titolo2"/>
       </w:pPr>
-      <w:bookmarkStart w:id="6" w:name="_bookmark6"/>
-      <w:bookmarkEnd w:id="6"/>
-      <w:proofErr w:type="spellStart"/>
+      <w:bookmarkStart w:id="5" w:name="_Toc227329819"/>
       <w:r>
         <w:rPr>
           <w:color w:val="2E5395"/>
@@ -906,7 +1289,7 @@
         </w:rPr>
         <w:t>Pathfinding</w:t>
       </w:r>
-      <w:proofErr w:type="spellEnd"/>
+      <w:bookmarkEnd w:id="5"/>
     </w:p>
     <w:p>
       <w:pPr>
@@ -940,10 +1323,7 @@
         <w:pStyle w:val="Titolo1"/>
         <w:spacing w:before="260"/>
       </w:pPr>
-      <w:bookmarkStart w:id="7" w:name="_bookmark7"/>
-      <w:bookmarkStart w:id="8" w:name="_bookmark8"/>
-      <w:bookmarkEnd w:id="7"/>
-      <w:bookmarkEnd w:id="8"/>
+      <w:bookmarkStart w:id="6" w:name="_Toc227329820"/>
       <w:r>
         <w:rPr>
           <w:color w:val="2E5395"/>
@@ -951,14 +1331,14 @@
         </w:rPr>
         <w:t>Test</w:t>
       </w:r>
+      <w:bookmarkEnd w:id="6"/>
     </w:p>
     <w:p>
       <w:pPr>
         <w:pStyle w:val="Titolo2"/>
         <w:spacing w:before="72"/>
       </w:pPr>
-      <w:bookmarkStart w:id="9" w:name="_bookmark9"/>
-      <w:bookmarkEnd w:id="9"/>
+      <w:bookmarkStart w:id="7" w:name="_Toc227329821"/>
       <w:r>
         <w:rPr>
           <w:color w:val="2E5395"/>
@@ -979,6 +1359,7 @@
         </w:rPr>
         <w:t>Case</w:t>
       </w:r>
+      <w:bookmarkEnd w:id="7"/>
     </w:p>
     <w:p>
       <w:pPr>
@@ -2714,29 +3095,7 @@
               <w:rPr>
                 <w:sz w:val="18"/>
               </w:rPr>
-              <w:t xml:space="preserve">Le vite del giocatore diminuiscono fino al punto che non ne ha più e appare la schermata di </w:t>
-            </w:r>
-            <w:proofErr w:type="spellStart"/>
-            <w:proofErr w:type="gramStart"/>
-            <w:r>
-              <w:rPr>
-                <w:sz w:val="18"/>
-              </w:rPr>
-              <w:t>restart</w:t>
-            </w:r>
-            <w:proofErr w:type="spellEnd"/>
-            <w:r>
-              <w:rPr>
-                <w:sz w:val="18"/>
-              </w:rPr>
-              <w:t>.(</w:t>
-            </w:r>
-            <w:proofErr w:type="gramEnd"/>
-            <w:r>
-              <w:rPr>
-                <w:sz w:val="18"/>
-              </w:rPr>
-              <w:t>muore)</w:t>
+              <w:t>Le vite del giocatore diminuiscono fino al punto che non ne ha più e appare la schermata di restart.(muore)</w:t>
             </w:r>
           </w:p>
         </w:tc>
@@ -2886,14 +3245,12 @@
                 <w:sz w:val="18"/>
               </w:rPr>
             </w:pPr>
-            <w:proofErr w:type="spellStart"/>
             <w:r>
               <w:rPr>
                 <w:sz w:val="18"/>
               </w:rPr>
               <w:t>Pathfinding</w:t>
             </w:r>
-            <w:proofErr w:type="spellEnd"/>
           </w:p>
         </w:tc>
       </w:tr>
@@ -2944,21 +3301,7 @@
               <w:rPr>
                 <w:sz w:val="18"/>
               </w:rPr>
-              <w:t xml:space="preserve">Il personaggio rimane sempre visibile nella schermata, viene seguito dalla camera </w:t>
-            </w:r>
-            <w:proofErr w:type="spellStart"/>
-            <w:r>
-              <w:rPr>
-                <w:sz w:val="18"/>
-              </w:rPr>
-              <w:t>principlale</w:t>
-            </w:r>
-            <w:proofErr w:type="spellEnd"/>
-            <w:r>
-              <w:rPr>
-                <w:sz w:val="18"/>
-              </w:rPr>
-              <w:t>.</w:t>
+              <w:t>Il personaggio rimane sempre visibile nella schermata, viene seguito dalla camera principlale.</w:t>
             </w:r>
           </w:p>
         </w:tc>
@@ -3176,16 +3519,8 @@
               <w:rPr>
                 <w:sz w:val="18"/>
               </w:rPr>
-              <w:t xml:space="preserve">Il personaggio rimane visibile tramite il </w:t>
-            </w:r>
-            <w:proofErr w:type="spellStart"/>
-            <w:r>
-              <w:rPr>
-                <w:sz w:val="18"/>
-              </w:rPr>
-              <w:t>pathfinding</w:t>
-            </w:r>
-            <w:proofErr w:type="spellEnd"/>
+              <w:t>Il personaggio rimane visibile tramite il pathfinding</w:t>
+            </w:r>
           </w:p>
         </w:tc>
       </w:tr>
@@ -3254,8 +3589,7 @@
           <w:spacing w:val="-4"/>
         </w:rPr>
       </w:pPr>
-      <w:bookmarkStart w:id="10" w:name="_bookmark10"/>
-      <w:bookmarkEnd w:id="10"/>
+      <w:bookmarkStart w:id="8" w:name="_Toc227329822"/>
       <w:r>
         <w:rPr>
           <w:color w:val="2E5395"/>
@@ -3276,6 +3610,7 @@
         </w:rPr>
         <w:t>test</w:t>
       </w:r>
+      <w:bookmarkEnd w:id="8"/>
     </w:p>
     <w:p>
       <w:pPr>
@@ -4274,19 +4609,11 @@
                             <w:spacing w:line="245" w:lineRule="exact"/>
                             <w:ind w:left="20"/>
                           </w:pPr>
-                          <w:proofErr w:type="spellStart"/>
                           <w:r>
                             <w:rPr>
                               <w:spacing w:val="-2"/>
                             </w:rPr>
-                            <w:t>Slime</w:t>
-                          </w:r>
-                          <w:proofErr w:type="spellEnd"/>
-                          <w:r>
-                            <w:rPr>
-                              <w:spacing w:val="-2"/>
-                            </w:rPr>
-                            <w:t xml:space="preserve"> and guns</w:t>
+                            <w:t>Slime and guns</w:t>
                           </w:r>
                         </w:p>
                       </w:txbxContent>
@@ -4311,19 +4638,11 @@
                       <w:spacing w:line="245" w:lineRule="exact"/>
                       <w:ind w:left="20"/>
                     </w:pPr>
-                    <w:proofErr w:type="spellStart"/>
                     <w:r>
                       <w:rPr>
                         <w:spacing w:val="-2"/>
                       </w:rPr>
-                      <w:t>Slime</w:t>
-                    </w:r>
-                    <w:proofErr w:type="spellEnd"/>
-                    <w:r>
-                      <w:rPr>
-                        <w:spacing w:val="-2"/>
-                      </w:rPr>
-                      <w:t xml:space="preserve"> and guns</w:t>
+                      <w:t>Slime and guns</w:t>
                     </w:r>
                   </w:p>
                 </w:txbxContent>
@@ -6377,7 +6696,7 @@
   <w:style w:type="paragraph" w:styleId="Sommario1">
     <w:name w:val="toc 1"/>
     <w:basedOn w:val="Normale"/>
-    <w:uiPriority w:val="1"/>
+    <w:uiPriority w:val="39"/>
     <w:qFormat/>
     <w:pPr>
       <w:spacing w:before="31"/>
@@ -6390,7 +6709,7 @@
   <w:style w:type="paragraph" w:styleId="Sommario2">
     <w:name w:val="toc 2"/>
     <w:basedOn w:val="Normale"/>
-    <w:uiPriority w:val="1"/>
+    <w:uiPriority w:val="39"/>
     <w:qFormat/>
     <w:pPr>
       <w:spacing w:before="121"/>
